--- a/docs/analysis/requirements analysis/Requirments.docx
+++ b/docs/analysis/requirements analysis/Requirments.docx
@@ -3,11 +3,17 @@
 <w:document xmlns:wpc="http://schemas.microsoft.com/office/word/2010/wordprocessingCanvas" xmlns:cx="http://schemas.microsoft.com/office/drawing/2014/chartex" xmlns:cx1="http://schemas.microsoft.com/office/drawing/2015/9/8/chartex" xmlns:cx2="http://schemas.microsoft.com/office/drawing/2015/10/21/chartex" xmlns:cx3="http://schemas.microsoft.com/office/drawing/2016/5/9/chartex" xmlns:cx4="http://schemas.microsoft.com/office/drawing/2016/5/10/chartex" xmlns:cx5="http://schemas.microsoft.com/office/drawing/2016/5/11/chartex" xmlns:cx6="http://schemas.microsoft.com/office/drawing/2016/5/12/chartex" xmlns:cx7="http://schemas.microsoft.com/office/drawing/2016/5/13/chartex" xmlns:cx8="http://schemas.microsoft.com/office/drawing/2016/5/14/chartex" xmlns:mc="http://schemas.openxmlformats.org/markup-compatibility/2006" xmlns:aink="http://schemas.microsoft.com/office/drawing/2016/ink" xmlns:am3d="http://schemas.microsoft.com/office/drawing/2017/model3d" xmlns:o="urn:schemas-microsoft-com:office:office" xmlns:oel="http://schemas.microsoft.com/office/2019/extlst" xmlns:r="http://schemas.openxmlformats.org/officeDocument/2006/relationships" xmlns:m="http://schemas.openxmlformats.org/officeDocument/2006/math" xmlns:v="urn:schemas-microsoft-com:vml" xmlns:wp14="http://schemas.microsoft.com/office/word/2010/wordprocessingDrawing" xmlns:wp="http://schemas.openxmlformats.org/drawingml/2006/wordprocessingDrawing" xmlns:w10="urn:schemas-microsoft-com:office:word" xmlns:w="http://schemas.openxmlformats.org/wordprocessingml/2006/main" xmlns:w14="http://schemas.microsoft.com/office/word/2010/wordml" xmlns:w15="http://schemas.microsoft.com/office/word/2012/wordml" xmlns:w16cex="http://schemas.microsoft.com/office/word/2018/wordml/cex" xmlns:w16cid="http://schemas.microsoft.com/office/word/2016/wordml/cid" xmlns:w16="http://schemas.microsoft.com/office/word/2018/wordml" xmlns:w16du="http://schemas.microsoft.com/office/word/2023/wordml/word16du" xmlns:w16sdtdh="http://schemas.microsoft.com/office/word/2020/wordml/sdtdatahash" xmlns:w16sdtfl="http://schemas.microsoft.com/office/word/2024/wordml/sdtformatlock" xmlns:w16se="http://schemas.microsoft.com/office/word/2015/wordml/symex" xmlns:wpg="http://schemas.microsoft.com/office/word/2010/wordprocessingGroup" xmlns:wpi="http://schemas.microsoft.com/office/word/2010/wordprocessingInk" xmlns:wne="http://schemas.microsoft.com/office/word/2006/wordml" xmlns:wps="http://schemas.microsoft.com/office/word/2010/wordprocessingShape" mc:Ignorable="w14 w15 w16se w16cid w16 w16cex w16sdtdh w16sdtfl w16du wp14">
   <w:body>
     <w:p>
+      <w:pPr>
+        <w:rPr>
+          <w:lang w:val="en-US"/>
+        </w:rPr>
+      </w:pPr>
       <w:r>
         <w:rPr>
           <w:sz w:val="36"/>
           <w:szCs w:val="36"/>
           <w:u w:val="single"/>
+          <w:lang w:val="en-US"/>
         </w:rPr>
         <w:t>REQUIRMENTS:</w:t>
       </w:r>
@@ -18,37 +24,46 @@
         <w:rPr>
           <w:rFonts w:ascii="Aptos" w:eastAsia="Aptos" w:hAnsi="Aptos" w:cs="Aptos"/>
           <w:u w:val="single"/>
+          <w:lang w:val="en-US"/>
         </w:rPr>
       </w:pPr>
-      <w:proofErr w:type="spellStart"/>
       <w:r>
         <w:rPr>
           <w:rFonts w:ascii="Aptos" w:eastAsia="Aptos" w:hAnsi="Aptos" w:cs="Aptos"/>
           <w:u w:val="single"/>
+          <w:lang w:val="en-US"/>
         </w:rPr>
-        <w:t>Functional</w:t>
+        <w:t xml:space="preserve">Functional </w:t>
       </w:r>
-      <w:proofErr w:type="spellEnd"/>
       <w:r>
         <w:rPr>
           <w:rFonts w:ascii="Aptos" w:eastAsia="Aptos" w:hAnsi="Aptos" w:cs="Aptos"/>
           <w:u w:val="single"/>
+          <w:lang w:val="en-US"/>
         </w:rPr>
-        <w:t xml:space="preserve"> </w:t>
+        <w:t>requir</w:t>
       </w:r>
-      <w:proofErr w:type="spellStart"/>
       <w:r>
         <w:rPr>
           <w:rFonts w:ascii="Aptos" w:eastAsia="Aptos" w:hAnsi="Aptos" w:cs="Aptos"/>
           <w:u w:val="single"/>
+          <w:lang w:val="en-US"/>
         </w:rPr>
-        <w:t>requirments</w:t>
+        <w:t>emen</w:t>
       </w:r>
-      <w:proofErr w:type="spellEnd"/>
       <w:r>
         <w:rPr>
           <w:rFonts w:ascii="Aptos" w:eastAsia="Aptos" w:hAnsi="Aptos" w:cs="Aptos"/>
           <w:u w:val="single"/>
+          <w:lang w:val="en-US"/>
+        </w:rPr>
+        <w:t>ts</w:t>
+      </w:r>
+      <w:r>
+        <w:rPr>
+          <w:rFonts w:ascii="Aptos" w:eastAsia="Aptos" w:hAnsi="Aptos" w:cs="Aptos"/>
+          <w:u w:val="single"/>
+          <w:lang w:val="en-US"/>
         </w:rPr>
         <w:t>:</w:t>
       </w:r>
@@ -94,12 +109,16 @@
             <w:pPr>
               <w:spacing w:after="0"/>
               <w:jc w:val="center"/>
+              <w:rPr>
+                <w:lang w:val="en-US"/>
+              </w:rPr>
             </w:pPr>
             <w:r>
               <w:rPr>
                 <w:rFonts w:ascii="Times New Roman" w:eastAsia="Times New Roman" w:hAnsi="Times New Roman" w:cs="Times New Roman"/>
                 <w:b/>
                 <w:bCs/>
+                <w:lang w:val="en-US"/>
               </w:rPr>
               <w:t>ID</w:t>
             </w:r>
@@ -126,12 +145,16 @@
             <w:pPr>
               <w:spacing w:after="0"/>
               <w:jc w:val="center"/>
+              <w:rPr>
+                <w:lang w:val="en-US"/>
+              </w:rPr>
             </w:pPr>
             <w:r>
               <w:rPr>
                 <w:rFonts w:ascii="Times New Roman" w:eastAsia="Times New Roman" w:hAnsi="Times New Roman" w:cs="Times New Roman"/>
                 <w:b/>
                 <w:bCs/>
+                <w:lang w:val="en-US"/>
               </w:rPr>
               <w:t>Name</w:t>
             </w:r>
@@ -158,25 +181,19 @@
             <w:pPr>
               <w:spacing w:after="0"/>
               <w:jc w:val="center"/>
+              <w:rPr>
+                <w:lang w:val="en-US"/>
+              </w:rPr>
             </w:pPr>
             <w:r>
               <w:rPr>
                 <w:rFonts w:ascii="Times New Roman" w:eastAsia="Times New Roman" w:hAnsi="Times New Roman" w:cs="Times New Roman"/>
                 <w:b/>
                 <w:bCs/>
-              </w:rPr>
-              <w:t xml:space="preserve">Formal </w:t>
-            </w:r>
-            <w:proofErr w:type="spellStart"/>
-            <w:r>
-              <w:rPr>
-                <w:rFonts w:ascii="Times New Roman" w:eastAsia="Times New Roman" w:hAnsi="Times New Roman" w:cs="Times New Roman"/>
-                <w:b/>
-                <w:bCs/>
-              </w:rPr>
-              <w:t>Description</w:t>
-            </w:r>
-            <w:proofErr w:type="spellEnd"/>
+                <w:lang w:val="en-US"/>
+              </w:rPr>
+              <w:t>Formal Description</w:t>
+            </w:r>
           </w:p>
         </w:tc>
       </w:tr>
@@ -204,12 +221,16 @@
           <w:p>
             <w:pPr>
               <w:spacing w:after="0"/>
+              <w:rPr>
+                <w:lang w:val="en-US"/>
+              </w:rPr>
             </w:pPr>
             <w:r>
               <w:rPr>
                 <w:rFonts w:ascii="Times New Roman" w:eastAsia="Times New Roman" w:hAnsi="Times New Roman" w:cs="Times New Roman"/>
                 <w:b/>
                 <w:bCs/>
+                <w:lang w:val="en-US"/>
               </w:rPr>
               <w:t>RF01</w:t>
             </w:r>
@@ -235,29 +256,24 @@
           <w:p>
             <w:pPr>
               <w:spacing w:after="0"/>
-            </w:pPr>
-            <w:proofErr w:type="spellStart"/>
-            <w:r>
-              <w:rPr>
-                <w:rFonts w:ascii="Times New Roman" w:eastAsia="Times New Roman" w:hAnsi="Times New Roman" w:cs="Times New Roman"/>
-              </w:rPr>
-              <w:t>User</w:t>
-            </w:r>
-            <w:proofErr w:type="spellEnd"/>
-            <w:r>
-              <w:rPr>
-                <w:rFonts w:ascii="Times New Roman" w:eastAsia="Times New Roman" w:hAnsi="Times New Roman" w:cs="Times New Roman"/>
-              </w:rPr>
-              <w:t xml:space="preserve"> </w:t>
-            </w:r>
-            <w:proofErr w:type="spellStart"/>
-            <w:r>
-              <w:rPr>
-                <w:rFonts w:ascii="Times New Roman" w:eastAsia="Times New Roman" w:hAnsi="Times New Roman" w:cs="Times New Roman"/>
-              </w:rPr>
-              <w:t>Managment</w:t>
-            </w:r>
-            <w:proofErr w:type="spellEnd"/>
+              <w:rPr>
+                <w:lang w:val="en-US"/>
+              </w:rPr>
+            </w:pPr>
+            <w:r>
+              <w:rPr>
+                <w:rFonts w:ascii="Times New Roman" w:eastAsia="Times New Roman" w:hAnsi="Times New Roman" w:cs="Times New Roman"/>
+                <w:lang w:val="en-US"/>
+              </w:rPr>
+              <w:t xml:space="preserve">User </w:t>
+            </w:r>
+            <w:r>
+              <w:rPr>
+                <w:rFonts w:ascii="Times New Roman" w:eastAsia="Times New Roman" w:hAnsi="Times New Roman" w:cs="Times New Roman"/>
+                <w:lang w:val="en-US"/>
+              </w:rPr>
+              <w:t>Management</w:t>
+            </w:r>
           </w:p>
         </w:tc>
         <w:tc>
@@ -313,15 +329,13 @@
               </w:rPr>
               <w:t xml:space="preserve">all </w:t>
             </w:r>
-            <w:proofErr w:type="gramStart"/>
-            <w:r>
-              <w:rPr>
-                <w:rFonts w:ascii="Times New Roman" w:eastAsia="Times New Roman" w:hAnsi="Times New Roman" w:cs="Times New Roman"/>
-                <w:lang w:val="en-US"/>
-              </w:rPr>
-              <w:t>users</w:t>
-            </w:r>
-            <w:proofErr w:type="gramEnd"/>
+            <w:r>
+              <w:rPr>
+                <w:rFonts w:ascii="Times New Roman" w:eastAsia="Times New Roman" w:hAnsi="Times New Roman" w:cs="Times New Roman"/>
+                <w:lang w:val="en-US"/>
+              </w:rPr>
+              <w:t>users’</w:t>
+            </w:r>
             <w:r>
               <w:rPr>
                 <w:rFonts w:ascii="Times New Roman" w:eastAsia="Times New Roman" w:hAnsi="Times New Roman" w:cs="Times New Roman"/>
@@ -357,15 +371,13 @@
               </w:rPr>
               <w:t xml:space="preserve">. </w:t>
             </w:r>
-            <w:proofErr w:type="gramStart"/>
-            <w:r>
-              <w:rPr>
-                <w:rFonts w:ascii="Times New Roman" w:eastAsia="Times New Roman" w:hAnsi="Times New Roman" w:cs="Times New Roman"/>
-                <w:lang w:val="en-US"/>
-              </w:rPr>
-              <w:t>Administrator's</w:t>
-            </w:r>
-            <w:proofErr w:type="gramEnd"/>
+            <w:r>
+              <w:rPr>
+                <w:rFonts w:ascii="Times New Roman" w:eastAsia="Times New Roman" w:hAnsi="Times New Roman" w:cs="Times New Roman"/>
+                <w:lang w:val="en-US"/>
+              </w:rPr>
+              <w:t>Administrators</w:t>
+            </w:r>
             <w:r>
               <w:rPr>
                 <w:rFonts w:ascii="Times New Roman" w:eastAsia="Times New Roman" w:hAnsi="Times New Roman" w:cs="Times New Roman"/>
@@ -400,7 +412,7 @@
               <w:spacing w:after="0"/>
               <w:rPr>
                 <w:rFonts w:ascii="Times New Roman" w:eastAsia="Times New Roman" w:hAnsi="Times New Roman" w:cs="Times New Roman"/>
-                <w:lang w:val="en-GB"/>
+                <w:lang w:val="en-US"/>
               </w:rPr>
             </w:pPr>
           </w:p>
@@ -430,12 +442,16 @@
           <w:p>
             <w:pPr>
               <w:spacing w:after="0"/>
+              <w:rPr>
+                <w:lang w:val="en-US"/>
+              </w:rPr>
             </w:pPr>
             <w:r>
               <w:rPr>
                 <w:rFonts w:ascii="Times New Roman" w:eastAsia="Times New Roman" w:hAnsi="Times New Roman" w:cs="Times New Roman"/>
                 <w:b/>
                 <w:bCs/>
+                <w:lang w:val="en-US"/>
               </w:rPr>
               <w:t>RF02</w:t>
             </w:r>
@@ -461,15 +477,17 @@
           <w:p>
             <w:pPr>
               <w:spacing w:after="0"/>
-            </w:pPr>
-            <w:proofErr w:type="spellStart"/>
-            <w:r>
-              <w:rPr>
-                <w:rFonts w:ascii="Times New Roman" w:eastAsia="Times New Roman" w:hAnsi="Times New Roman" w:cs="Times New Roman"/>
+              <w:rPr>
+                <w:lang w:val="en-US"/>
+              </w:rPr>
+            </w:pPr>
+            <w:r>
+              <w:rPr>
+                <w:rFonts w:ascii="Times New Roman" w:eastAsia="Times New Roman" w:hAnsi="Times New Roman" w:cs="Times New Roman"/>
+                <w:lang w:val="en-US"/>
               </w:rPr>
               <w:t>Authentication</w:t>
             </w:r>
-            <w:proofErr w:type="spellEnd"/>
           </w:p>
         </w:tc>
         <w:tc>
@@ -552,12 +570,16 @@
           <w:p>
             <w:pPr>
               <w:spacing w:after="0"/>
+              <w:rPr>
+                <w:lang w:val="en-US"/>
+              </w:rPr>
             </w:pPr>
             <w:r>
               <w:rPr>
                 <w:rFonts w:ascii="Times New Roman" w:eastAsia="Times New Roman" w:hAnsi="Times New Roman" w:cs="Times New Roman"/>
                 <w:b/>
                 <w:bCs/>
+                <w:lang w:val="en-US"/>
               </w:rPr>
               <w:t>RF03</w:t>
             </w:r>
@@ -583,21 +605,17 @@
           <w:p>
             <w:pPr>
               <w:spacing w:after="0"/>
-            </w:pPr>
-            <w:r>
-              <w:rPr>
-                <w:rFonts w:ascii="Times New Roman" w:eastAsia="Times New Roman" w:hAnsi="Times New Roman" w:cs="Times New Roman"/>
-              </w:rPr>
-              <w:t xml:space="preserve">Books </w:t>
-            </w:r>
-            <w:proofErr w:type="spellStart"/>
-            <w:r>
-              <w:rPr>
-                <w:rFonts w:ascii="Times New Roman" w:eastAsia="Times New Roman" w:hAnsi="Times New Roman" w:cs="Times New Roman"/>
-              </w:rPr>
-              <w:t>Registration</w:t>
-            </w:r>
-            <w:proofErr w:type="spellEnd"/>
+              <w:rPr>
+                <w:lang w:val="en-US"/>
+              </w:rPr>
+            </w:pPr>
+            <w:r>
+              <w:rPr>
+                <w:rFonts w:ascii="Times New Roman" w:eastAsia="Times New Roman" w:hAnsi="Times New Roman" w:cs="Times New Roman"/>
+                <w:lang w:val="en-US"/>
+              </w:rPr>
+              <w:t>Books Registration</w:t>
+            </w:r>
           </w:p>
         </w:tc>
         <w:tc>
@@ -694,12 +712,16 @@
           <w:p>
             <w:pPr>
               <w:spacing w:after="0"/>
+              <w:rPr>
+                <w:lang w:val="en-US"/>
+              </w:rPr>
             </w:pPr>
             <w:r>
               <w:rPr>
                 <w:rFonts w:ascii="Times New Roman" w:eastAsia="Times New Roman" w:hAnsi="Times New Roman" w:cs="Times New Roman"/>
                 <w:b/>
                 <w:bCs/>
+                <w:lang w:val="en-US"/>
               </w:rPr>
               <w:t>RF04</w:t>
             </w:r>
@@ -725,10 +747,14 @@
           <w:p>
             <w:pPr>
               <w:spacing w:after="0"/>
-            </w:pPr>
-            <w:r>
-              <w:rPr>
-                <w:rFonts w:ascii="Times New Roman" w:eastAsia="Times New Roman" w:hAnsi="Times New Roman" w:cs="Times New Roman"/>
+              <w:rPr>
+                <w:lang w:val="en-US"/>
+              </w:rPr>
+            </w:pPr>
+            <w:r>
+              <w:rPr>
+                <w:rFonts w:ascii="Times New Roman" w:eastAsia="Times New Roman" w:hAnsi="Times New Roman" w:cs="Times New Roman"/>
+                <w:lang w:val="en-US"/>
               </w:rPr>
               <w:t>Book Search</w:t>
             </w:r>
@@ -755,13 +781,13 @@
             <w:pPr>
               <w:spacing w:after="0"/>
               <w:rPr>
-                <w:lang w:val="en-GB"/>
-              </w:rPr>
-            </w:pPr>
-            <w:r>
-              <w:rPr>
-                <w:rFonts w:ascii="Times New Roman" w:eastAsia="Times New Roman" w:hAnsi="Times New Roman" w:cs="Times New Roman"/>
-                <w:lang w:val="en-GB"/>
+                <w:lang w:val="en-US"/>
+              </w:rPr>
+            </w:pPr>
+            <w:r>
+              <w:rPr>
+                <w:rFonts w:ascii="Times New Roman" w:eastAsia="Times New Roman" w:hAnsi="Times New Roman" w:cs="Times New Roman"/>
+                <w:lang w:val="en-US"/>
               </w:rPr>
               <w:t xml:space="preserve">The system </w:t>
             </w:r>
@@ -775,21 +801,35 @@
             <w:r>
               <w:rPr>
                 <w:rFonts w:ascii="Times New Roman" w:eastAsia="Times New Roman" w:hAnsi="Times New Roman" w:cs="Times New Roman"/>
-                <w:lang w:val="en-GB"/>
-              </w:rPr>
-              <w:t>let book’s search</w:t>
-            </w:r>
-            <w:r>
-              <w:rPr>
-                <w:rFonts w:ascii="Times New Roman" w:eastAsia="Times New Roman" w:hAnsi="Times New Roman" w:cs="Times New Roman"/>
-                <w:lang w:val="en-GB"/>
+                <w:lang w:val="en-US"/>
+              </w:rPr>
+              <w:t xml:space="preserve">let </w:t>
+            </w:r>
+            <w:r>
+              <w:rPr>
+                <w:rFonts w:ascii="Times New Roman" w:eastAsia="Times New Roman" w:hAnsi="Times New Roman" w:cs="Times New Roman"/>
+                <w:lang w:val="en-US"/>
+              </w:rPr>
+              <w:t>books</w:t>
+            </w:r>
+            <w:r>
+              <w:rPr>
+                <w:rFonts w:ascii="Times New Roman" w:eastAsia="Times New Roman" w:hAnsi="Times New Roman" w:cs="Times New Roman"/>
+                <w:lang w:val="en-US"/>
+              </w:rPr>
+              <w:t xml:space="preserve"> search</w:t>
+            </w:r>
+            <w:r>
+              <w:rPr>
+                <w:rFonts w:ascii="Times New Roman" w:eastAsia="Times New Roman" w:hAnsi="Times New Roman" w:cs="Times New Roman"/>
+                <w:lang w:val="en-US"/>
               </w:rPr>
               <w:t>es</w:t>
             </w:r>
             <w:r>
               <w:rPr>
                 <w:rFonts w:ascii="Times New Roman" w:eastAsia="Times New Roman" w:hAnsi="Times New Roman" w:cs="Times New Roman"/>
-                <w:lang w:val="en-GB"/>
+                <w:lang w:val="en-US"/>
               </w:rPr>
               <w:t>.</w:t>
             </w:r>
@@ -820,12 +860,16 @@
           <w:p>
             <w:pPr>
               <w:spacing w:after="0"/>
+              <w:rPr>
+                <w:lang w:val="en-US"/>
+              </w:rPr>
             </w:pPr>
             <w:r>
               <w:rPr>
                 <w:rFonts w:ascii="Times New Roman" w:eastAsia="Times New Roman" w:hAnsi="Times New Roman" w:cs="Times New Roman"/>
                 <w:b/>
                 <w:bCs/>
+                <w:lang w:val="en-US"/>
               </w:rPr>
               <w:t>RF05</w:t>
             </w:r>
@@ -851,10 +895,14 @@
           <w:p>
             <w:pPr>
               <w:spacing w:after="0"/>
-            </w:pPr>
-            <w:r>
-              <w:rPr>
-                <w:rFonts w:ascii="Times New Roman" w:eastAsia="Times New Roman" w:hAnsi="Times New Roman" w:cs="Times New Roman"/>
+              <w:rPr>
+                <w:lang w:val="en-US"/>
+              </w:rPr>
+            </w:pPr>
+            <w:r>
+              <w:rPr>
+                <w:rFonts w:ascii="Times New Roman" w:eastAsia="Times New Roman" w:hAnsi="Times New Roman" w:cs="Times New Roman"/>
+                <w:lang w:val="en-US"/>
               </w:rPr>
               <w:t>Loan Management</w:t>
             </w:r>
@@ -888,7 +936,7 @@
             <w:r>
               <w:rPr>
                 <w:rFonts w:ascii="Times New Roman" w:eastAsia="Times New Roman" w:hAnsi="Times New Roman" w:cs="Times New Roman"/>
-                <w:lang w:val="en-GB"/>
+                <w:lang w:val="en-US"/>
               </w:rPr>
               <w:t xml:space="preserve">The system </w:t>
             </w:r>
@@ -961,12 +1009,16 @@
           <w:p>
             <w:pPr>
               <w:spacing w:after="0"/>
+              <w:rPr>
+                <w:lang w:val="en-US"/>
+              </w:rPr>
             </w:pPr>
             <w:r>
               <w:rPr>
                 <w:rFonts w:ascii="Times New Roman" w:eastAsia="Times New Roman" w:hAnsi="Times New Roman" w:cs="Times New Roman"/>
                 <w:b/>
                 <w:bCs/>
+                <w:lang w:val="en-US"/>
               </w:rPr>
               <w:t>RF06</w:t>
             </w:r>
@@ -992,29 +1044,24 @@
           <w:p>
             <w:pPr>
               <w:spacing w:after="0"/>
-            </w:pPr>
-            <w:proofErr w:type="spellStart"/>
-            <w:r>
-              <w:rPr>
-                <w:rFonts w:ascii="Times New Roman" w:eastAsia="Times New Roman" w:hAnsi="Times New Roman" w:cs="Times New Roman"/>
-              </w:rPr>
-              <w:t>Returns</w:t>
-            </w:r>
-            <w:proofErr w:type="spellEnd"/>
-            <w:r>
-              <w:rPr>
-                <w:rFonts w:ascii="Times New Roman" w:eastAsia="Times New Roman" w:hAnsi="Times New Roman" w:cs="Times New Roman"/>
-              </w:rPr>
-              <w:t xml:space="preserve"> </w:t>
-            </w:r>
-            <w:proofErr w:type="spellStart"/>
-            <w:r>
-              <w:rPr>
-                <w:rFonts w:ascii="Times New Roman" w:eastAsia="Times New Roman" w:hAnsi="Times New Roman" w:cs="Times New Roman"/>
-              </w:rPr>
-              <w:t>Managment</w:t>
-            </w:r>
-            <w:proofErr w:type="spellEnd"/>
+              <w:rPr>
+                <w:lang w:val="en-US"/>
+              </w:rPr>
+            </w:pPr>
+            <w:r>
+              <w:rPr>
+                <w:rFonts w:ascii="Times New Roman" w:eastAsia="Times New Roman" w:hAnsi="Times New Roman" w:cs="Times New Roman"/>
+                <w:lang w:val="en-US"/>
+              </w:rPr>
+              <w:t xml:space="preserve">Returns </w:t>
+            </w:r>
+            <w:r>
+              <w:rPr>
+                <w:rFonts w:ascii="Times New Roman" w:eastAsia="Times New Roman" w:hAnsi="Times New Roman" w:cs="Times New Roman"/>
+                <w:lang w:val="en-US"/>
+              </w:rPr>
+              <w:t>Management</w:t>
+            </w:r>
           </w:p>
         </w:tc>
         <w:tc>
@@ -1097,12 +1144,16 @@
           <w:p>
             <w:pPr>
               <w:spacing w:after="0"/>
+              <w:rPr>
+                <w:lang w:val="en-US"/>
+              </w:rPr>
             </w:pPr>
             <w:r>
               <w:rPr>
                 <w:rFonts w:ascii="Times New Roman" w:eastAsia="Times New Roman" w:hAnsi="Times New Roman" w:cs="Times New Roman"/>
                 <w:b/>
                 <w:bCs/>
+                <w:lang w:val="en-US"/>
               </w:rPr>
               <w:t>RF07</w:t>
             </w:r>
@@ -1128,29 +1179,24 @@
           <w:p>
             <w:pPr>
               <w:spacing w:after="0"/>
-            </w:pPr>
-            <w:proofErr w:type="spellStart"/>
-            <w:r>
-              <w:rPr>
-                <w:rFonts w:ascii="Times New Roman" w:eastAsia="Times New Roman" w:hAnsi="Times New Roman" w:cs="Times New Roman"/>
-              </w:rPr>
-              <w:t>Availability</w:t>
-            </w:r>
-            <w:proofErr w:type="spellEnd"/>
-            <w:r>
-              <w:rPr>
-                <w:rFonts w:ascii="Times New Roman" w:eastAsia="Times New Roman" w:hAnsi="Times New Roman" w:cs="Times New Roman"/>
-              </w:rPr>
-              <w:t xml:space="preserve"> </w:t>
-            </w:r>
-            <w:proofErr w:type="spellStart"/>
-            <w:r>
-              <w:rPr>
-                <w:rFonts w:ascii="Times New Roman" w:eastAsia="Times New Roman" w:hAnsi="Times New Roman" w:cs="Times New Roman"/>
-              </w:rPr>
-              <w:t>Managment</w:t>
-            </w:r>
-            <w:proofErr w:type="spellEnd"/>
+              <w:rPr>
+                <w:lang w:val="en-US"/>
+              </w:rPr>
+            </w:pPr>
+            <w:r>
+              <w:rPr>
+                <w:rFonts w:ascii="Times New Roman" w:eastAsia="Times New Roman" w:hAnsi="Times New Roman" w:cs="Times New Roman"/>
+                <w:lang w:val="en-US"/>
+              </w:rPr>
+              <w:t xml:space="preserve">Availability </w:t>
+            </w:r>
+            <w:r>
+              <w:rPr>
+                <w:rFonts w:ascii="Times New Roman" w:eastAsia="Times New Roman" w:hAnsi="Times New Roman" w:cs="Times New Roman"/>
+                <w:lang w:val="en-US"/>
+              </w:rPr>
+              <w:t>Management</w:t>
+            </w:r>
           </w:p>
         </w:tc>
         <w:tc>
@@ -1254,12 +1300,16 @@
           <w:p>
             <w:pPr>
               <w:spacing w:after="0"/>
+              <w:rPr>
+                <w:lang w:val="en-US"/>
+              </w:rPr>
             </w:pPr>
             <w:r>
               <w:rPr>
                 <w:rFonts w:ascii="Times New Roman" w:eastAsia="Times New Roman" w:hAnsi="Times New Roman" w:cs="Times New Roman"/>
                 <w:b/>
                 <w:bCs/>
+                <w:lang w:val="en-US"/>
               </w:rPr>
               <w:t>RF08</w:t>
             </w:r>
@@ -1287,16 +1337,16 @@
               <w:spacing w:after="0"/>
               <w:rPr>
                 <w:rFonts w:ascii="Times New Roman" w:eastAsia="Times New Roman" w:hAnsi="Times New Roman" w:cs="Times New Roman"/>
-              </w:rPr>
-            </w:pPr>
-            <w:proofErr w:type="spellStart"/>
-            <w:r>
-              <w:rPr>
-                <w:rFonts w:ascii="Times New Roman" w:eastAsia="Times New Roman" w:hAnsi="Times New Roman" w:cs="Times New Roman"/>
+                <w:lang w:val="en-US"/>
+              </w:rPr>
+            </w:pPr>
+            <w:r>
+              <w:rPr>
+                <w:rFonts w:ascii="Times New Roman" w:eastAsia="Times New Roman" w:hAnsi="Times New Roman" w:cs="Times New Roman"/>
+                <w:lang w:val="en-US"/>
               </w:rPr>
               <w:t>Reports</w:t>
             </w:r>
-            <w:proofErr w:type="spellEnd"/>
           </w:p>
         </w:tc>
         <w:tc>
@@ -1345,22 +1395,13 @@
               </w:rPr>
               <w:t xml:space="preserve">generate reports about active loans, </w:t>
             </w:r>
-            <w:proofErr w:type="gramStart"/>
-            <w:r>
-              <w:rPr>
-                <w:rFonts w:ascii="Times New Roman" w:eastAsia="Times New Roman" w:hAnsi="Times New Roman" w:cs="Times New Roman"/>
-                <w:lang w:val="en-US"/>
-              </w:rPr>
-              <w:t>recor</w:t>
-            </w:r>
-            <w:r>
-              <w:rPr>
-                <w:rFonts w:ascii="Times New Roman" w:eastAsia="Times New Roman" w:hAnsi="Times New Roman" w:cs="Times New Roman"/>
-                <w:lang w:val="en-US"/>
-              </w:rPr>
-              <w:t>d</w:t>
-            </w:r>
-            <w:proofErr w:type="gramEnd"/>
+            <w:r>
+              <w:rPr>
+                <w:rFonts w:ascii="Times New Roman" w:eastAsia="Times New Roman" w:hAnsi="Times New Roman" w:cs="Times New Roman"/>
+                <w:lang w:val="en-US"/>
+              </w:rPr>
+              <w:t>records</w:t>
+            </w:r>
             <w:r>
               <w:rPr>
                 <w:rFonts w:ascii="Times New Roman" w:eastAsia="Times New Roman" w:hAnsi="Times New Roman" w:cs="Times New Roman"/>
@@ -1377,7 +1418,7 @@
         <w:spacing w:line="276" w:lineRule="auto"/>
         <w:rPr>
           <w:rFonts w:ascii="Aptos" w:eastAsia="Aptos" w:hAnsi="Aptos" w:cs="Aptos"/>
-          <w:lang w:val="en-GB"/>
+          <w:lang w:val="en-US"/>
         </w:rPr>
       </w:pPr>
     </w:p>
@@ -1387,44 +1428,54 @@
         <w:rPr>
           <w:rFonts w:ascii="Aptos" w:eastAsia="Aptos" w:hAnsi="Aptos" w:cs="Aptos"/>
           <w:u w:val="single"/>
+          <w:lang w:val="en-US"/>
         </w:rPr>
       </w:pPr>
       <w:r>
         <w:rPr>
           <w:rFonts w:ascii="Aptos" w:eastAsia="Aptos" w:hAnsi="Aptos" w:cs="Aptos"/>
           <w:u w:val="single"/>
+          <w:lang w:val="en-US"/>
         </w:rPr>
-        <w:t xml:space="preserve">Non </w:t>
+        <w:t>Nonfunctional</w:t>
       </w:r>
-      <w:proofErr w:type="spellStart"/>
       <w:r>
         <w:rPr>
           <w:rFonts w:ascii="Aptos" w:eastAsia="Aptos" w:hAnsi="Aptos" w:cs="Aptos"/>
           <w:u w:val="single"/>
+          <w:lang w:val="en-US"/>
         </w:rPr>
-        <w:t>functional</w:t>
+        <w:t xml:space="preserve"> </w:t>
       </w:r>
-      <w:proofErr w:type="spellEnd"/>
       <w:r>
         <w:rPr>
           <w:rFonts w:ascii="Aptos" w:eastAsia="Aptos" w:hAnsi="Aptos" w:cs="Aptos"/>
           <w:u w:val="single"/>
+          <w:lang w:val="en-US"/>
         </w:rPr>
-        <w:t xml:space="preserve"> </w:t>
+        <w:t>requir</w:t>
       </w:r>
-      <w:proofErr w:type="spellStart"/>
       <w:r>
         <w:rPr>
           <w:rFonts w:ascii="Aptos" w:eastAsia="Aptos" w:hAnsi="Aptos" w:cs="Aptos"/>
           <w:u w:val="single"/>
+          <w:lang w:val="en-US"/>
         </w:rPr>
-        <w:t>requirments</w:t>
+        <w:t>emen</w:t>
       </w:r>
-      <w:proofErr w:type="spellEnd"/>
       <w:r>
         <w:rPr>
           <w:rFonts w:ascii="Aptos" w:eastAsia="Aptos" w:hAnsi="Aptos" w:cs="Aptos"/>
           <w:u w:val="single"/>
+          <w:lang w:val="en-US"/>
+        </w:rPr>
+        <w:t>ts</w:t>
+      </w:r>
+      <w:r>
+        <w:rPr>
+          <w:rFonts w:ascii="Aptos" w:eastAsia="Aptos" w:hAnsi="Aptos" w:cs="Aptos"/>
+          <w:u w:val="single"/>
+          <w:lang w:val="en-US"/>
         </w:rPr>
         <w:t>:</w:t>
       </w:r>
@@ -1470,12 +1521,16 @@
             <w:pPr>
               <w:spacing w:after="0"/>
               <w:jc w:val="center"/>
+              <w:rPr>
+                <w:lang w:val="en-US"/>
+              </w:rPr>
             </w:pPr>
             <w:r>
               <w:rPr>
                 <w:rFonts w:ascii="Times New Roman" w:eastAsia="Times New Roman" w:hAnsi="Times New Roman" w:cs="Times New Roman"/>
                 <w:b/>
                 <w:bCs/>
+                <w:lang w:val="en-US"/>
               </w:rPr>
               <w:t>ID</w:t>
             </w:r>
@@ -1502,12 +1557,16 @@
             <w:pPr>
               <w:spacing w:after="0"/>
               <w:jc w:val="center"/>
+              <w:rPr>
+                <w:lang w:val="en-US"/>
+              </w:rPr>
             </w:pPr>
             <w:r>
               <w:rPr>
                 <w:rFonts w:ascii="Times New Roman" w:eastAsia="Times New Roman" w:hAnsi="Times New Roman" w:cs="Times New Roman"/>
                 <w:b/>
                 <w:bCs/>
+                <w:lang w:val="en-US"/>
               </w:rPr>
               <w:t>Name</w:t>
             </w:r>
@@ -1534,25 +1593,19 @@
             <w:pPr>
               <w:spacing w:after="0"/>
               <w:jc w:val="center"/>
+              <w:rPr>
+                <w:lang w:val="en-US"/>
+              </w:rPr>
             </w:pPr>
             <w:r>
               <w:rPr>
                 <w:rFonts w:ascii="Times New Roman" w:eastAsia="Times New Roman" w:hAnsi="Times New Roman" w:cs="Times New Roman"/>
                 <w:b/>
                 <w:bCs/>
-              </w:rPr>
-              <w:t xml:space="preserve">Formal </w:t>
-            </w:r>
-            <w:proofErr w:type="spellStart"/>
-            <w:r>
-              <w:rPr>
-                <w:rFonts w:ascii="Times New Roman" w:eastAsia="Times New Roman" w:hAnsi="Times New Roman" w:cs="Times New Roman"/>
-                <w:b/>
-                <w:bCs/>
-              </w:rPr>
-              <w:t>Description</w:t>
-            </w:r>
-            <w:proofErr w:type="spellEnd"/>
+                <w:lang w:val="en-US"/>
+              </w:rPr>
+              <w:t>Formal Description</w:t>
+            </w:r>
           </w:p>
         </w:tc>
       </w:tr>
@@ -1580,12 +1633,16 @@
           <w:p>
             <w:pPr>
               <w:spacing w:after="0"/>
+              <w:rPr>
+                <w:lang w:val="en-US"/>
+              </w:rPr>
             </w:pPr>
             <w:r>
               <w:rPr>
                 <w:rFonts w:ascii="Times New Roman" w:eastAsia="Times New Roman" w:hAnsi="Times New Roman" w:cs="Times New Roman"/>
                 <w:b/>
                 <w:bCs/>
+                <w:lang w:val="en-US"/>
               </w:rPr>
               <w:t>RNF01</w:t>
             </w:r>
@@ -1611,10 +1668,14 @@
           <w:p>
             <w:pPr>
               <w:spacing w:after="0"/>
-            </w:pPr>
-            <w:r>
-              <w:rPr>
-                <w:rFonts w:ascii="Times New Roman" w:eastAsia="Times New Roman" w:hAnsi="Times New Roman" w:cs="Times New Roman"/>
+              <w:rPr>
+                <w:lang w:val="en-US"/>
+              </w:rPr>
+            </w:pPr>
+            <w:r>
+              <w:rPr>
+                <w:rFonts w:ascii="Times New Roman" w:eastAsia="Times New Roman" w:hAnsi="Times New Roman" w:cs="Times New Roman"/>
+                <w:lang w:val="en-US"/>
               </w:rPr>
               <w:t>Performance</w:t>
             </w:r>
@@ -1641,7 +1702,7 @@
             <w:pPr>
               <w:spacing w:after="0"/>
               <w:rPr>
-                <w:lang w:val="en-GB"/>
+                <w:lang w:val="en-US"/>
               </w:rPr>
             </w:pPr>
             <w:r>
@@ -1720,12 +1781,16 @@
           <w:p>
             <w:pPr>
               <w:spacing w:after="0"/>
+              <w:rPr>
+                <w:lang w:val="en-US"/>
+              </w:rPr>
             </w:pPr>
             <w:r>
               <w:rPr>
                 <w:rFonts w:ascii="Times New Roman" w:eastAsia="Times New Roman" w:hAnsi="Times New Roman" w:cs="Times New Roman"/>
                 <w:b/>
                 <w:bCs/>
+                <w:lang w:val="en-US"/>
               </w:rPr>
               <w:t>RNF02</w:t>
             </w:r>
@@ -1751,12 +1816,16 @@
           <w:p>
             <w:pPr>
               <w:spacing w:after="0"/>
-            </w:pPr>
-            <w:r>
-              <w:rPr>
-                <w:rFonts w:ascii="Times New Roman" w:eastAsia="Times New Roman" w:hAnsi="Times New Roman" w:cs="Times New Roman"/>
-              </w:rPr>
-              <w:t>Usabilidad</w:t>
+              <w:rPr>
+                <w:lang w:val="en-US"/>
+              </w:rPr>
+            </w:pPr>
+            <w:r>
+              <w:rPr>
+                <w:rFonts w:ascii="Times New Roman" w:eastAsia="Times New Roman" w:hAnsi="Times New Roman" w:cs="Times New Roman"/>
+                <w:lang w:val="en-US"/>
+              </w:rPr>
+              <w:t xml:space="preserve">Usability </w:t>
             </w:r>
           </w:p>
         </w:tc>
@@ -1781,13 +1850,13 @@
             <w:pPr>
               <w:spacing w:after="0"/>
               <w:rPr>
-                <w:lang w:val="en-GB"/>
-              </w:rPr>
-            </w:pPr>
-            <w:r>
-              <w:rPr>
-                <w:rFonts w:ascii="Times New Roman" w:eastAsia="Times New Roman" w:hAnsi="Times New Roman" w:cs="Times New Roman"/>
-                <w:lang w:val="en-GB"/>
+                <w:lang w:val="en-US"/>
+              </w:rPr>
+            </w:pPr>
+            <w:r>
+              <w:rPr>
+                <w:rFonts w:ascii="Times New Roman" w:eastAsia="Times New Roman" w:hAnsi="Times New Roman" w:cs="Times New Roman"/>
+                <w:lang w:val="en-US"/>
               </w:rPr>
               <w:t>The user interface must be intuitive.</w:t>
             </w:r>
@@ -1818,12 +1887,16 @@
           <w:p>
             <w:pPr>
               <w:spacing w:after="0"/>
+              <w:rPr>
+                <w:lang w:val="en-US"/>
+              </w:rPr>
             </w:pPr>
             <w:r>
               <w:rPr>
                 <w:rFonts w:ascii="Times New Roman" w:eastAsia="Times New Roman" w:hAnsi="Times New Roman" w:cs="Times New Roman"/>
                 <w:b/>
                 <w:bCs/>
+                <w:lang w:val="en-US"/>
               </w:rPr>
               <w:t>RNF03</w:t>
             </w:r>
@@ -1849,10 +1922,14 @@
           <w:p>
             <w:pPr>
               <w:spacing w:after="0"/>
-            </w:pPr>
-            <w:r>
-              <w:rPr>
-                <w:rFonts w:ascii="Times New Roman" w:eastAsia="Times New Roman" w:hAnsi="Times New Roman" w:cs="Times New Roman"/>
+              <w:rPr>
+                <w:lang w:val="en-US"/>
+              </w:rPr>
+            </w:pPr>
+            <w:r>
+              <w:rPr>
+                <w:rFonts w:ascii="Times New Roman" w:eastAsia="Times New Roman" w:hAnsi="Times New Roman" w:cs="Times New Roman"/>
+                <w:lang w:val="en-US"/>
               </w:rPr>
               <w:t>Web Security</w:t>
             </w:r>
@@ -1945,12 +2022,16 @@
           <w:p>
             <w:pPr>
               <w:spacing w:after="0"/>
+              <w:rPr>
+                <w:lang w:val="en-US"/>
+              </w:rPr>
             </w:pPr>
             <w:r>
               <w:rPr>
                 <w:rFonts w:ascii="Times New Roman" w:eastAsia="Times New Roman" w:hAnsi="Times New Roman" w:cs="Times New Roman"/>
                 <w:b/>
                 <w:bCs/>
+                <w:lang w:val="en-US"/>
               </w:rPr>
               <w:t>RNF04</w:t>
             </w:r>
@@ -1976,15 +2057,17 @@
           <w:p>
             <w:pPr>
               <w:spacing w:after="0"/>
-            </w:pPr>
-            <w:proofErr w:type="spellStart"/>
-            <w:r>
-              <w:rPr>
-                <w:rFonts w:ascii="Times New Roman" w:eastAsia="Times New Roman" w:hAnsi="Times New Roman" w:cs="Times New Roman"/>
+              <w:rPr>
+                <w:lang w:val="en-US"/>
+              </w:rPr>
+            </w:pPr>
+            <w:r>
+              <w:rPr>
+                <w:rFonts w:ascii="Times New Roman" w:eastAsia="Times New Roman" w:hAnsi="Times New Roman" w:cs="Times New Roman"/>
+                <w:lang w:val="en-US"/>
               </w:rPr>
               <w:t>Availability</w:t>
             </w:r>
-            <w:proofErr w:type="spellEnd"/>
           </w:p>
         </w:tc>
         <w:tc>
@@ -2008,7 +2091,7 @@
             <w:pPr>
               <w:spacing w:after="0"/>
               <w:rPr>
-                <w:lang w:val="en-GB"/>
+                <w:lang w:val="en-US"/>
               </w:rPr>
             </w:pPr>
             <w:r>
@@ -2066,12 +2149,16 @@
           <w:p>
             <w:pPr>
               <w:spacing w:after="0"/>
+              <w:rPr>
+                <w:lang w:val="en-US"/>
+              </w:rPr>
             </w:pPr>
             <w:r>
               <w:rPr>
                 <w:rFonts w:ascii="Times New Roman" w:eastAsia="Times New Roman" w:hAnsi="Times New Roman" w:cs="Times New Roman"/>
                 <w:b/>
                 <w:bCs/>
+                <w:lang w:val="en-US"/>
               </w:rPr>
               <w:t>RNF05</w:t>
             </w:r>
@@ -2097,15 +2184,17 @@
           <w:p>
             <w:pPr>
               <w:spacing w:after="0"/>
-            </w:pPr>
-            <w:proofErr w:type="spellStart"/>
-            <w:r>
-              <w:rPr>
-                <w:rFonts w:ascii="Times New Roman" w:eastAsia="Times New Roman" w:hAnsi="Times New Roman" w:cs="Times New Roman"/>
+              <w:rPr>
+                <w:lang w:val="en-US"/>
+              </w:rPr>
+            </w:pPr>
+            <w:r>
+              <w:rPr>
+                <w:rFonts w:ascii="Times New Roman" w:eastAsia="Times New Roman" w:hAnsi="Times New Roman" w:cs="Times New Roman"/>
+                <w:lang w:val="en-US"/>
               </w:rPr>
               <w:t>Compatibility</w:t>
             </w:r>
-            <w:proofErr w:type="spellEnd"/>
           </w:p>
         </w:tc>
         <w:tc>
@@ -2174,12 +2263,16 @@
           <w:p>
             <w:pPr>
               <w:spacing w:after="0"/>
+              <w:rPr>
+                <w:lang w:val="en-US"/>
+              </w:rPr>
             </w:pPr>
             <w:r>
               <w:rPr>
                 <w:rFonts w:ascii="Times New Roman" w:eastAsia="Times New Roman" w:hAnsi="Times New Roman" w:cs="Times New Roman"/>
                 <w:b/>
                 <w:bCs/>
+                <w:lang w:val="en-US"/>
               </w:rPr>
               <w:t>RNF06</w:t>
             </w:r>
@@ -2205,15 +2298,17 @@
           <w:p>
             <w:pPr>
               <w:spacing w:after="0"/>
-            </w:pPr>
-            <w:proofErr w:type="spellStart"/>
-            <w:r>
-              <w:rPr>
-                <w:rFonts w:ascii="Times New Roman" w:eastAsia="Times New Roman" w:hAnsi="Times New Roman" w:cs="Times New Roman"/>
+              <w:rPr>
+                <w:lang w:val="en-US"/>
+              </w:rPr>
+            </w:pPr>
+            <w:r>
+              <w:rPr>
+                <w:rFonts w:ascii="Times New Roman" w:eastAsia="Times New Roman" w:hAnsi="Times New Roman" w:cs="Times New Roman"/>
+                <w:lang w:val="en-US"/>
               </w:rPr>
               <w:t>Maintainability</w:t>
             </w:r>
-            <w:proofErr w:type="spellEnd"/>
           </w:p>
         </w:tc>
         <w:tc>
@@ -2237,7 +2332,7 @@
             <w:pPr>
               <w:spacing w:after="0"/>
               <w:rPr>
-                <w:lang w:val="en-GB"/>
+                <w:lang w:val="en-US"/>
               </w:rPr>
             </w:pPr>
             <w:r>
@@ -2281,12 +2376,16 @@
           <w:p>
             <w:pPr>
               <w:spacing w:after="0"/>
+              <w:rPr>
+                <w:lang w:val="en-US"/>
+              </w:rPr>
             </w:pPr>
             <w:r>
               <w:rPr>
                 <w:rFonts w:ascii="Times New Roman" w:eastAsia="Times New Roman" w:hAnsi="Times New Roman" w:cs="Times New Roman"/>
                 <w:b/>
                 <w:bCs/>
+                <w:lang w:val="en-US"/>
               </w:rPr>
               <w:t>RNF07</w:t>
             </w:r>
@@ -2312,15 +2411,17 @@
           <w:p>
             <w:pPr>
               <w:spacing w:after="0"/>
-            </w:pPr>
-            <w:proofErr w:type="spellStart"/>
-            <w:r>
-              <w:rPr>
-                <w:rFonts w:ascii="Times New Roman" w:eastAsia="Times New Roman" w:hAnsi="Times New Roman" w:cs="Times New Roman"/>
+              <w:rPr>
+                <w:lang w:val="en-US"/>
+              </w:rPr>
+            </w:pPr>
+            <w:r>
+              <w:rPr>
+                <w:rFonts w:ascii="Times New Roman" w:eastAsia="Times New Roman" w:hAnsi="Times New Roman" w:cs="Times New Roman"/>
+                <w:lang w:val="en-US"/>
               </w:rPr>
               <w:t>Scalability</w:t>
             </w:r>
-            <w:proofErr w:type="spellEnd"/>
           </w:p>
         </w:tc>
         <w:tc>
@@ -2344,7 +2445,7 @@
             <w:pPr>
               <w:spacing w:after="0"/>
               <w:rPr>
-                <w:lang w:val="en-GB"/>
+                <w:lang w:val="en-US"/>
               </w:rPr>
             </w:pPr>
             <w:r>
@@ -2354,22 +2455,13 @@
               </w:rPr>
               <w:t xml:space="preserve">The system </w:t>
             </w:r>
-            <w:proofErr w:type="gramStart"/>
-            <w:r>
-              <w:rPr>
-                <w:rFonts w:ascii="Times New Roman" w:eastAsia="Times New Roman" w:hAnsi="Times New Roman" w:cs="Times New Roman"/>
-                <w:lang w:val="en-US"/>
-              </w:rPr>
-              <w:t xml:space="preserve">will </w:t>
-            </w:r>
-            <w:r>
-              <w:rPr>
-                <w:rFonts w:ascii="Times New Roman" w:eastAsia="Times New Roman" w:hAnsi="Times New Roman" w:cs="Times New Roman"/>
-                <w:lang w:val="en-US"/>
-              </w:rPr>
-              <w:t>let</w:t>
-            </w:r>
-            <w:proofErr w:type="gramEnd"/>
+            <w:r>
+              <w:rPr>
+                <w:rFonts w:ascii="Times New Roman" w:eastAsia="Times New Roman" w:hAnsi="Times New Roman" w:cs="Times New Roman"/>
+                <w:lang w:val="en-US"/>
+              </w:rPr>
+              <w:t>will</w:t>
+            </w:r>
             <w:r>
               <w:rPr>
                 <w:rFonts w:ascii="Times New Roman" w:eastAsia="Times New Roman" w:hAnsi="Times New Roman" w:cs="Times New Roman"/>
@@ -2386,7 +2478,16 @@
         <w:spacing w:line="276" w:lineRule="auto"/>
         <w:rPr>
           <w:rFonts w:ascii="Aptos" w:eastAsia="Aptos" w:hAnsi="Aptos" w:cs="Aptos"/>
-          <w:lang w:val="en-GB"/>
+          <w:lang w:val="en-US"/>
+        </w:rPr>
+      </w:pPr>
+    </w:p>
+    <w:p>
+      <w:pPr>
+        <w:spacing w:line="276" w:lineRule="auto"/>
+        <w:rPr>
+          <w:rFonts w:ascii="Aptos" w:eastAsia="Aptos" w:hAnsi="Aptos" w:cs="Aptos"/>
+          <w:lang w:val="en-US"/>
         </w:rPr>
       </w:pPr>
     </w:p>
@@ -2394,33 +2495,45 @@
       <w:pPr>
         <w:rPr>
           <w:u w:val="single"/>
+          <w:lang w:val="en-US"/>
         </w:rPr>
       </w:pPr>
-      <w:proofErr w:type="spellStart"/>
       <w:r>
         <w:rPr>
           <w:u w:val="single"/>
+          <w:lang w:val="en-US"/>
         </w:rPr>
-        <w:t>System</w:t>
+        <w:lastRenderedPageBreak/>
+        <w:t xml:space="preserve">System </w:t>
       </w:r>
-      <w:proofErr w:type="spellEnd"/>
+      <w:r>
+        <w:rPr>
+          <w:rFonts w:ascii="Aptos" w:eastAsia="Aptos" w:hAnsi="Aptos" w:cs="Aptos"/>
+          <w:u w:val="single"/>
+          <w:lang w:val="en-US"/>
+        </w:rPr>
+        <w:t>requir</w:t>
+      </w:r>
+      <w:r>
+        <w:rPr>
+          <w:rFonts w:ascii="Aptos" w:eastAsia="Aptos" w:hAnsi="Aptos" w:cs="Aptos"/>
+          <w:u w:val="single"/>
+          <w:lang w:val="en-US"/>
+        </w:rPr>
+        <w:t>emen</w:t>
+      </w:r>
+      <w:r>
+        <w:rPr>
+          <w:rFonts w:ascii="Aptos" w:eastAsia="Aptos" w:hAnsi="Aptos" w:cs="Aptos"/>
+          <w:u w:val="single"/>
+          <w:lang w:val="en-US"/>
+        </w:rPr>
+        <w:t>ts</w:t>
+      </w:r>
       <w:r>
         <w:rPr>
           <w:u w:val="single"/>
-        </w:rPr>
-        <w:t xml:space="preserve"> </w:t>
-      </w:r>
-      <w:proofErr w:type="spellStart"/>
-      <w:r>
-        <w:rPr>
-          <w:u w:val="single"/>
-        </w:rPr>
-        <w:t>requirments</w:t>
-      </w:r>
-      <w:proofErr w:type="spellEnd"/>
-      <w:r>
-        <w:rPr>
-          <w:u w:val="single"/>
+          <w:lang w:val="en-US"/>
         </w:rPr>
         <w:t>:</w:t>
       </w:r>
@@ -2466,14 +2579,17 @@
             <w:pPr>
               <w:spacing w:line="276" w:lineRule="auto"/>
               <w:jc w:val="center"/>
+              <w:rPr>
+                <w:lang w:val="en-US"/>
+              </w:rPr>
             </w:pPr>
             <w:r>
               <w:rPr>
                 <w:rFonts w:ascii="Times New Roman" w:eastAsia="Times New Roman" w:hAnsi="Times New Roman" w:cs="Times New Roman"/>
                 <w:b/>
                 <w:bCs/>
-              </w:rPr>
-              <w:lastRenderedPageBreak/>
+                <w:lang w:val="en-US"/>
+              </w:rPr>
               <w:t>ID</w:t>
             </w:r>
           </w:p>
@@ -2499,12 +2615,16 @@
             <w:pPr>
               <w:spacing w:line="276" w:lineRule="auto"/>
               <w:jc w:val="center"/>
+              <w:rPr>
+                <w:lang w:val="en-US"/>
+              </w:rPr>
             </w:pPr>
             <w:r>
               <w:rPr>
                 <w:rFonts w:ascii="Times New Roman" w:eastAsia="Times New Roman" w:hAnsi="Times New Roman" w:cs="Times New Roman"/>
                 <w:b/>
                 <w:bCs/>
+                <w:lang w:val="en-US"/>
               </w:rPr>
               <w:t>Name</w:t>
             </w:r>
@@ -2531,25 +2651,19 @@
             <w:pPr>
               <w:spacing w:line="276" w:lineRule="auto"/>
               <w:jc w:val="center"/>
+              <w:rPr>
+                <w:lang w:val="en-US"/>
+              </w:rPr>
             </w:pPr>
             <w:r>
               <w:rPr>
                 <w:rFonts w:ascii="Times New Roman" w:eastAsia="Times New Roman" w:hAnsi="Times New Roman" w:cs="Times New Roman"/>
                 <w:b/>
                 <w:bCs/>
-              </w:rPr>
-              <w:t xml:space="preserve">Formal </w:t>
-            </w:r>
-            <w:proofErr w:type="spellStart"/>
-            <w:r>
-              <w:rPr>
-                <w:rFonts w:ascii="Times New Roman" w:eastAsia="Times New Roman" w:hAnsi="Times New Roman" w:cs="Times New Roman"/>
-                <w:b/>
-                <w:bCs/>
-              </w:rPr>
-              <w:t>Description</w:t>
-            </w:r>
-            <w:proofErr w:type="spellEnd"/>
+                <w:lang w:val="en-US"/>
+              </w:rPr>
+              <w:t>Formal Description</w:t>
+            </w:r>
           </w:p>
         </w:tc>
       </w:tr>
@@ -2577,12 +2691,16 @@
           <w:p>
             <w:pPr>
               <w:spacing w:line="276" w:lineRule="auto"/>
+              <w:rPr>
+                <w:lang w:val="en-US"/>
+              </w:rPr>
             </w:pPr>
             <w:r>
               <w:rPr>
                 <w:rFonts w:ascii="Times New Roman" w:eastAsia="Times New Roman" w:hAnsi="Times New Roman" w:cs="Times New Roman"/>
                 <w:b/>
                 <w:bCs/>
+                <w:lang w:val="en-US"/>
               </w:rPr>
               <w:t>RS-H01</w:t>
             </w:r>
@@ -2608,10 +2726,14 @@
           <w:p>
             <w:pPr>
               <w:spacing w:line="276" w:lineRule="auto"/>
-            </w:pPr>
-            <w:r>
-              <w:rPr>
-                <w:rFonts w:ascii="Times New Roman" w:eastAsia="Times New Roman" w:hAnsi="Times New Roman" w:cs="Times New Roman"/>
+              <w:rPr>
+                <w:lang w:val="en-US"/>
+              </w:rPr>
+            </w:pPr>
+            <w:r>
+              <w:rPr>
+                <w:rFonts w:ascii="Times New Roman" w:eastAsia="Times New Roman" w:hAnsi="Times New Roman" w:cs="Times New Roman"/>
+                <w:lang w:val="en-US"/>
               </w:rPr>
               <w:t>Server</w:t>
             </w:r>
@@ -2638,26 +2760,26 @@
             <w:pPr>
               <w:spacing w:line="276" w:lineRule="auto"/>
               <w:rPr>
-                <w:lang w:val="en-GB"/>
-              </w:rPr>
-            </w:pPr>
-            <w:r>
-              <w:rPr>
-                <w:rFonts w:ascii="Times New Roman" w:eastAsia="Times New Roman" w:hAnsi="Times New Roman" w:cs="Times New Roman"/>
-                <w:lang w:val="en-GB"/>
+                <w:lang w:val="en-US"/>
+              </w:rPr>
+            </w:pPr>
+            <w:r>
+              <w:rPr>
+                <w:rFonts w:ascii="Times New Roman" w:eastAsia="Times New Roman" w:hAnsi="Times New Roman" w:cs="Times New Roman"/>
+                <w:lang w:val="en-US"/>
               </w:rPr>
               <w:t>The system must run on a server with at least 2 GB of RAM, a 4</w:t>
             </w:r>
             <w:r>
               <w:rPr>
-                <w:lang w:val="en-GB"/>
+                <w:lang w:val="en-US"/>
               </w:rPr>
               <w:noBreakHyphen/>
             </w:r>
             <w:r>
               <w:rPr>
                 <w:rFonts w:ascii="Times New Roman" w:eastAsia="Times New Roman" w:hAnsi="Times New Roman" w:cs="Times New Roman"/>
-                <w:lang w:val="en-GB"/>
+                <w:lang w:val="en-US"/>
               </w:rPr>
               <w:t>core processor, and 50 GB of available storage.</w:t>
             </w:r>
@@ -2688,12 +2810,16 @@
           <w:p>
             <w:pPr>
               <w:spacing w:line="276" w:lineRule="auto"/>
+              <w:rPr>
+                <w:lang w:val="en-US"/>
+              </w:rPr>
             </w:pPr>
             <w:r>
               <w:rPr>
                 <w:rFonts w:ascii="Times New Roman" w:eastAsia="Times New Roman" w:hAnsi="Times New Roman" w:cs="Times New Roman"/>
                 <w:b/>
                 <w:bCs/>
+                <w:lang w:val="en-US"/>
               </w:rPr>
               <w:t>RS-H02</w:t>
             </w:r>
@@ -2719,10 +2845,14 @@
           <w:p>
             <w:pPr>
               <w:spacing w:line="276" w:lineRule="auto"/>
-            </w:pPr>
-            <w:r>
-              <w:rPr>
-                <w:rFonts w:ascii="Times New Roman" w:eastAsia="Times New Roman" w:hAnsi="Times New Roman" w:cs="Times New Roman"/>
+              <w:rPr>
+                <w:lang w:val="en-US"/>
+              </w:rPr>
+            </w:pPr>
+            <w:r>
+              <w:rPr>
+                <w:rFonts w:ascii="Times New Roman" w:eastAsia="Times New Roman" w:hAnsi="Times New Roman" w:cs="Times New Roman"/>
+                <w:lang w:val="en-US"/>
               </w:rPr>
               <w:t>Workstation</w:t>
             </w:r>
@@ -2749,26 +2879,26 @@
             <w:pPr>
               <w:spacing w:line="276" w:lineRule="auto"/>
               <w:rPr>
-                <w:lang w:val="en-GB"/>
-              </w:rPr>
-            </w:pPr>
-            <w:r>
-              <w:rPr>
-                <w:rFonts w:ascii="Times New Roman" w:eastAsia="Times New Roman" w:hAnsi="Times New Roman" w:cs="Times New Roman"/>
-                <w:lang w:val="en-GB"/>
+                <w:lang w:val="en-US"/>
+              </w:rPr>
+            </w:pPr>
+            <w:r>
+              <w:rPr>
+                <w:rFonts w:ascii="Times New Roman" w:eastAsia="Times New Roman" w:hAnsi="Times New Roman" w:cs="Times New Roman"/>
+                <w:lang w:val="en-US"/>
               </w:rPr>
               <w:t>The workstations used by the staff must have at least 4 GB of RAM, a dual</w:t>
             </w:r>
             <w:r>
               <w:rPr>
-                <w:lang w:val="en-GB"/>
+                <w:lang w:val="en-US"/>
               </w:rPr>
               <w:noBreakHyphen/>
             </w:r>
             <w:r>
               <w:rPr>
                 <w:rFonts w:ascii="Times New Roman" w:eastAsia="Times New Roman" w:hAnsi="Times New Roman" w:cs="Times New Roman"/>
-                <w:lang w:val="en-GB"/>
+                <w:lang w:val="en-US"/>
               </w:rPr>
               <w:t>core processor, and a minimum resolution of 1366×768 pixels</w:t>
             </w:r>
@@ -2799,12 +2929,16 @@
           <w:p>
             <w:pPr>
               <w:spacing w:line="276" w:lineRule="auto"/>
+              <w:rPr>
+                <w:lang w:val="en-US"/>
+              </w:rPr>
             </w:pPr>
             <w:r>
               <w:rPr>
                 <w:rFonts w:ascii="Times New Roman" w:eastAsia="Times New Roman" w:hAnsi="Times New Roman" w:cs="Times New Roman"/>
                 <w:b/>
                 <w:bCs/>
+                <w:lang w:val="en-US"/>
               </w:rPr>
               <w:t>RS-H03</w:t>
             </w:r>
@@ -2830,10 +2964,14 @@
           <w:p>
             <w:pPr>
               <w:spacing w:line="276" w:lineRule="auto"/>
-            </w:pPr>
-            <w:r>
-              <w:rPr>
-                <w:rFonts w:ascii="Times New Roman" w:eastAsia="Times New Roman" w:hAnsi="Times New Roman" w:cs="Times New Roman"/>
+              <w:rPr>
+                <w:lang w:val="en-US"/>
+              </w:rPr>
+            </w:pPr>
+            <w:r>
+              <w:rPr>
+                <w:rFonts w:ascii="Times New Roman" w:eastAsia="Times New Roman" w:hAnsi="Times New Roman" w:cs="Times New Roman"/>
+                <w:lang w:val="en-US"/>
               </w:rPr>
               <w:t>Storage</w:t>
             </w:r>
@@ -2860,13 +2998,13 @@
             <w:pPr>
               <w:spacing w:line="276" w:lineRule="auto"/>
               <w:rPr>
-                <w:lang w:val="en-GB"/>
-              </w:rPr>
-            </w:pPr>
-            <w:r>
-              <w:rPr>
-                <w:rFonts w:ascii="Times New Roman" w:eastAsia="Times New Roman" w:hAnsi="Times New Roman" w:cs="Times New Roman"/>
-                <w:lang w:val="en-GB"/>
+                <w:lang w:val="en-US"/>
+              </w:rPr>
+            </w:pPr>
+            <w:r>
+              <w:rPr>
+                <w:rFonts w:ascii="Times New Roman" w:eastAsia="Times New Roman" w:hAnsi="Times New Roman" w:cs="Times New Roman"/>
+                <w:lang w:val="en-US"/>
               </w:rPr>
               <w:t>The server must have a storage system with an SSD drive to ensure reduced access times.</w:t>
             </w:r>
@@ -2897,12 +3035,16 @@
           <w:p>
             <w:pPr>
               <w:spacing w:line="276" w:lineRule="auto"/>
+              <w:rPr>
+                <w:lang w:val="en-US"/>
+              </w:rPr>
             </w:pPr>
             <w:r>
               <w:rPr>
                 <w:rFonts w:ascii="Times New Roman" w:eastAsia="Times New Roman" w:hAnsi="Times New Roman" w:cs="Times New Roman"/>
                 <w:b/>
                 <w:bCs/>
+                <w:lang w:val="en-US"/>
               </w:rPr>
               <w:t>RS-H04</w:t>
             </w:r>
@@ -2928,10 +3070,14 @@
           <w:p>
             <w:pPr>
               <w:spacing w:line="276" w:lineRule="auto"/>
-            </w:pPr>
-            <w:r>
-              <w:rPr>
-                <w:rFonts w:ascii="Times New Roman" w:eastAsia="Times New Roman" w:hAnsi="Times New Roman" w:cs="Times New Roman"/>
+              <w:rPr>
+                <w:lang w:val="en-US"/>
+              </w:rPr>
+            </w:pPr>
+            <w:r>
+              <w:rPr>
+                <w:rFonts w:ascii="Times New Roman" w:eastAsia="Times New Roman" w:hAnsi="Times New Roman" w:cs="Times New Roman"/>
+                <w:lang w:val="en-US"/>
               </w:rPr>
               <w:t>Net</w:t>
             </w:r>
@@ -2958,7 +3104,7 @@
             <w:pPr>
               <w:spacing w:line="276" w:lineRule="auto"/>
               <w:rPr>
-                <w:lang w:val="en-GB"/>
+                <w:lang w:val="en-US"/>
               </w:rPr>
             </w:pPr>
             <w:r>
@@ -2995,12 +3141,16 @@
           <w:p>
             <w:pPr>
               <w:spacing w:line="276" w:lineRule="auto"/>
+              <w:rPr>
+                <w:lang w:val="en-US"/>
+              </w:rPr>
             </w:pPr>
             <w:r>
               <w:rPr>
                 <w:rFonts w:ascii="Times New Roman" w:eastAsia="Times New Roman" w:hAnsi="Times New Roman" w:cs="Times New Roman"/>
                 <w:b/>
                 <w:bCs/>
+                <w:lang w:val="en-US"/>
               </w:rPr>
               <w:t>RS-H05</w:t>
             </w:r>
@@ -3026,10 +3176,14 @@
           <w:p>
             <w:pPr>
               <w:spacing w:line="276" w:lineRule="auto"/>
-            </w:pPr>
-            <w:r>
-              <w:rPr>
-                <w:rFonts w:ascii="Times New Roman" w:eastAsia="Times New Roman" w:hAnsi="Times New Roman" w:cs="Times New Roman"/>
+              <w:rPr>
+                <w:lang w:val="en-US"/>
+              </w:rPr>
+            </w:pPr>
+            <w:r>
+              <w:rPr>
+                <w:rFonts w:ascii="Times New Roman" w:eastAsia="Times New Roman" w:hAnsi="Times New Roman" w:cs="Times New Roman"/>
+                <w:lang w:val="en-US"/>
               </w:rPr>
               <w:t>Energy</w:t>
             </w:r>
@@ -3056,7 +3210,7 @@
             <w:pPr>
               <w:spacing w:line="276" w:lineRule="auto"/>
               <w:rPr>
-                <w:lang w:val="en-GB"/>
+                <w:lang w:val="en-US"/>
               </w:rPr>
             </w:pPr>
             <w:r>
@@ -3073,7 +3227,7 @@
     <w:p>
       <w:pPr>
         <w:rPr>
-          <w:lang w:val="en-GB"/>
+          <w:lang w:val="en-US"/>
         </w:rPr>
       </w:pPr>
     </w:p>
@@ -3082,14 +3236,14 @@
         <w:rPr>
           <w:b/>
           <w:bCs/>
-          <w:lang w:val="en-GB"/>
+          <w:lang w:val="en-US"/>
         </w:rPr>
       </w:pPr>
     </w:p>
     <w:p>
       <w:pPr>
         <w:rPr>
-          <w:lang w:val="en-GB"/>
+          <w:lang w:val="en-US"/>
         </w:rPr>
       </w:pPr>
     </w:p>
